--- a/docs/report/submission/人工智能赛道-KOSX1-安全自评.docx
+++ b/docs/report/submission/人工智能赛道-KOSX1-安全自评.docx
@@ -3849,14 +3849,13 @@
         <w:tblLook w:firstColumn="1" w:firstRow="1" w:lastColumn="0" w:lastRow="0" w:noHBand="0" w:noVBand="1" w:val="04A0"/>
       </w:tblPr>
       <w:tblGrid>
-        <w:gridCol w:w="3293"/>
-        <w:gridCol w:w="3293"/>
-        <w:gridCol w:w="3293"/>
+        <w:gridCol w:w="4939"/>
+        <w:gridCol w:w="4939"/>
       </w:tblGrid>
       <w:tr>
         <w:tc>
           <w:tcPr>
-            <w:tcW w:type="dxa" w:w="3293"/>
+            <w:tcW w:type="dxa" w:w="4939"/>
             <w:tcBorders>
               <w:top w:val="single" w:sz="4" w:color="C9CFDA"/>
               <w:left w:val="single" w:sz="4" w:color="C9CFDA"/>
@@ -3881,7 +3880,7 @@
         </w:tc>
         <w:tc>
           <w:tcPr>
-            <w:tcW w:type="dxa" w:w="3293"/>
+            <w:tcW w:type="dxa" w:w="4939"/>
             <w:tcBorders>
               <w:top w:val="single" w:sz="4" w:color="C9CFDA"/>
               <w:left w:val="single" w:sz="4" w:color="C9CFDA"/>
@@ -3904,36 +3903,11 @@
             </w:r>
           </w:p>
         </w:tc>
-        <w:tc>
-          <w:tcPr>
-            <w:tcW w:type="dxa" w:w="3293"/>
-            <w:tcBorders>
-              <w:top w:val="single" w:sz="4" w:color="C9CFDA"/>
-              <w:left w:val="single" w:sz="4" w:color="C9CFDA"/>
-              <w:bottom w:val="single" w:sz="4" w:color="C9CFDA"/>
-              <w:right w:val="single" w:sz="4" w:color="C9CFDA"/>
-            </w:tcBorders>
-            <w:shd w:val="clear" w:fill="EEF2FA"/>
-          </w:tcPr>
-          <w:p>
-            <w:pPr>
-              <w:spacing w:after="0" w:line="276" w:lineRule="auto"/>
-            </w:pPr>
-            <w:r>
-              <w:rPr>
-                <w:rFonts w:ascii="Microsoft YaHei" w:hAnsi="Microsoft YaHei" w:eastAsia="Microsoft YaHei" w:cs="Microsoft YaHei"/>
-                <w:b/>
-                <w:sz w:val="18"/>
-              </w:rPr>
-              <w:t>证据</w:t>
-            </w:r>
-          </w:p>
-        </w:tc>
       </w:tr>
       <w:tr>
         <w:tc>
           <w:tcPr>
-            <w:tcW w:type="dxa" w:w="3293"/>
+            <w:tcW w:type="dxa" w:w="4939"/>
             <w:tcBorders>
               <w:top w:val="single" w:sz="4" w:color="C9CFDA"/>
               <w:left w:val="single" w:sz="4" w:color="C9CFDA"/>
@@ -3956,7 +3930,7 @@
         </w:tc>
         <w:tc>
           <w:tcPr>
-            <w:tcW w:type="dxa" w:w="3293"/>
+            <w:tcW w:type="dxa" w:w="4939"/>
             <w:tcBorders>
               <w:top w:val="single" w:sz="4" w:color="C9CFDA"/>
               <w:left w:val="single" w:sz="4" w:color="C9CFDA"/>
@@ -3977,45 +3951,11 @@
             </w:r>
           </w:p>
         </w:tc>
-        <w:tc>
-          <w:tcPr>
-            <w:tcW w:type="dxa" w:w="3293"/>
-            <w:tcBorders>
-              <w:top w:val="single" w:sz="4" w:color="C9CFDA"/>
-              <w:left w:val="single" w:sz="4" w:color="C9CFDA"/>
-              <w:bottom w:val="single" w:sz="4" w:color="C9CFDA"/>
-              <w:right w:val="single" w:sz="4" w:color="C9CFDA"/>
-            </w:tcBorders>
-          </w:tcPr>
-          <w:p>
-            <w:pPr>
-              <w:spacing w:after="0" w:line="276" w:lineRule="auto"/>
-            </w:pPr>
-            <w:hyperlink r:id="rId60">
-              <w:r>
-                <w:rPr>
-                  <w:rFonts w:ascii="Microsoft YaHei" w:hAnsi="Microsoft YaHei" w:eastAsia="Microsoft YaHei" w:cs="Microsoft YaHei"/>
-                  <w:color w:val="315FD8"/>
-                  <w:u w:val="single"/>
-                  <w:sz w:val="18"/>
-                </w:rPr>
-                <w:t xml:space="preserve">gate.py 执行器</w:t>
-              </w:r>
-            </w:hyperlink>
-            <w:r>
-              <w:rPr>
-                <w:rFonts w:ascii="Microsoft YaHei" w:hAnsi="Microsoft YaHei" w:eastAsia="Microsoft YaHei" w:cs="Microsoft YaHei"/>
-                <w:sz w:val="18"/>
-              </w:rPr>
-              <w:t>；TF-QRY-01 至 07 在 153/153 之内</w:t>
-            </w:r>
-          </w:p>
-        </w:tc>
       </w:tr>
       <w:tr>
         <w:tc>
           <w:tcPr>
-            <w:tcW w:type="dxa" w:w="3293"/>
+            <w:tcW w:type="dxa" w:w="4939"/>
             <w:tcBorders>
               <w:top w:val="single" w:sz="4" w:color="C9CFDA"/>
               <w:left w:val="single" w:sz="4" w:color="C9CFDA"/>
@@ -4038,7 +3978,7 @@
         </w:tc>
         <w:tc>
           <w:tcPr>
-            <w:tcW w:type="dxa" w:w="3293"/>
+            <w:tcW w:type="dxa" w:w="4939"/>
             <w:tcBorders>
               <w:top w:val="single" w:sz="4" w:color="C9CFDA"/>
               <w:left w:val="single" w:sz="4" w:color="C9CFDA"/>
@@ -4059,38 +3999,11 @@
             </w:r>
           </w:p>
         </w:tc>
-        <w:tc>
-          <w:tcPr>
-            <w:tcW w:type="dxa" w:w="3293"/>
-            <w:tcBorders>
-              <w:top w:val="single" w:sz="4" w:color="C9CFDA"/>
-              <w:left w:val="single" w:sz="4" w:color="C9CFDA"/>
-              <w:bottom w:val="single" w:sz="4" w:color="C9CFDA"/>
-              <w:right w:val="single" w:sz="4" w:color="C9CFDA"/>
-            </w:tcBorders>
-          </w:tcPr>
-          <w:p>
-            <w:pPr>
-              <w:spacing w:after="0" w:line="276" w:lineRule="auto"/>
-            </w:pPr>
-            <w:hyperlink r:id="rId49">
-              <w:r>
-                <w:rPr>
-                  <w:rFonts w:ascii="Microsoft YaHei" w:hAnsi="Microsoft YaHei" w:eastAsia="Microsoft YaHei" w:cs="Microsoft YaHei"/>
-                  <w:color w:val="315FD8"/>
-                  <w:u w:val="single"/>
-                  <w:sz w:val="18"/>
-                </w:rPr>
-                <w:t xml:space="preserve">mock_bank/README</w:t>
-              </w:r>
-            </w:hyperlink>
-          </w:p>
-        </w:tc>
       </w:tr>
       <w:tr>
         <w:tc>
           <w:tcPr>
-            <w:tcW w:type="dxa" w:w="3293"/>
+            <w:tcW w:type="dxa" w:w="4939"/>
             <w:tcBorders>
               <w:top w:val="single" w:sz="4" w:color="C9CFDA"/>
               <w:left w:val="single" w:sz="4" w:color="C9CFDA"/>
@@ -4113,7 +4026,7 @@
         </w:tc>
         <w:tc>
           <w:tcPr>
-            <w:tcW w:type="dxa" w:w="3293"/>
+            <w:tcW w:type="dxa" w:w="4939"/>
             <w:tcBorders>
               <w:top w:val="single" w:sz="4" w:color="C9CFDA"/>
               <w:left w:val="single" w:sz="4" w:color="C9CFDA"/>
@@ -4134,38 +4047,11 @@
             </w:r>
           </w:p>
         </w:tc>
-        <w:tc>
-          <w:tcPr>
-            <w:tcW w:type="dxa" w:w="3293"/>
-            <w:tcBorders>
-              <w:top w:val="single" w:sz="4" w:color="C9CFDA"/>
-              <w:left w:val="single" w:sz="4" w:color="C9CFDA"/>
-              <w:bottom w:val="single" w:sz="4" w:color="C9CFDA"/>
-              <w:right w:val="single" w:sz="4" w:color="C9CFDA"/>
-            </w:tcBorders>
-          </w:tcPr>
-          <w:p>
-            <w:pPr>
-              <w:spacing w:after="0" w:line="276" w:lineRule="auto"/>
-            </w:pPr>
-            <w:hyperlink r:id="rId61">
-              <w:r>
-                <w:rPr>
-                  <w:rFonts w:ascii="Microsoft YaHei" w:hAnsi="Microsoft YaHei" w:eastAsia="Microsoft YaHei" w:cs="Microsoft YaHei"/>
-                  <w:color w:val="315FD8"/>
-                  <w:u w:val="single"/>
-                  <w:sz w:val="18"/>
-                </w:rPr>
-                <w:t xml:space="preserve">gate.py</w:t>
-              </w:r>
-            </w:hyperlink>
-          </w:p>
-        </w:tc>
       </w:tr>
       <w:tr>
         <w:tc>
           <w:tcPr>
-            <w:tcW w:type="dxa" w:w="3293"/>
+            <w:tcW w:type="dxa" w:w="4939"/>
             <w:tcBorders>
               <w:top w:val="single" w:sz="4" w:color="C9CFDA"/>
               <w:left w:val="single" w:sz="4" w:color="C9CFDA"/>
@@ -4188,7 +4074,7 @@
         </w:tc>
         <w:tc>
           <w:tcPr>
-            <w:tcW w:type="dxa" w:w="3293"/>
+            <w:tcW w:type="dxa" w:w="4939"/>
             <w:tcBorders>
               <w:top w:val="single" w:sz="4" w:color="C9CFDA"/>
               <w:left w:val="single" w:sz="4" w:color="C9CFDA"/>
@@ -4209,52 +4095,11 @@
             </w:r>
           </w:p>
         </w:tc>
-        <w:tc>
-          <w:tcPr>
-            <w:tcW w:type="dxa" w:w="3293"/>
-            <w:tcBorders>
-              <w:top w:val="single" w:sz="4" w:color="C9CFDA"/>
-              <w:left w:val="single" w:sz="4" w:color="C9CFDA"/>
-              <w:bottom w:val="single" w:sz="4" w:color="C9CFDA"/>
-              <w:right w:val="single" w:sz="4" w:color="C9CFDA"/>
-            </w:tcBorders>
-          </w:tcPr>
-          <w:p>
-            <w:pPr>
-              <w:spacing w:after="0" w:line="276" w:lineRule="auto"/>
-            </w:pPr>
-            <w:r>
-              <w:rPr>
-                <w:rFonts w:ascii="Microsoft YaHei" w:hAnsi="Microsoft YaHei" w:eastAsia="Microsoft YaHei" w:cs="Microsoft YaHei"/>
-                <w:sz w:val="18"/>
-              </w:rPr>
-              <w:t>养老金首句不是批准原话时的</w:t>
-            </w:r>
-            <w:hyperlink r:id="rId62">
-              <w:r>
-                <w:rPr>
-                  <w:rFonts w:ascii="Microsoft YaHei" w:hAnsi="Microsoft YaHei" w:eastAsia="Microsoft YaHei" w:cs="Microsoft YaHei"/>
-                  <w:color w:val="315FD8"/>
-                  <w:u w:val="single"/>
-                  <w:sz w:val="18"/>
-                </w:rPr>
-                <w:t xml:space="preserve">暂停画面</w:t>
-              </w:r>
-            </w:hyperlink>
-            <w:r>
-              <w:rPr>
-                <w:rFonts w:ascii="Microsoft YaHei" w:hAnsi="Microsoft YaHei" w:eastAsia="Microsoft YaHei" w:cs="Microsoft YaHei"/>
-                <w:sz w:val="18"/>
-              </w:rPr>
-              <w:t>（失败素材）</w:t>
-            </w:r>
-          </w:p>
-        </w:tc>
       </w:tr>
       <w:tr>
         <w:tc>
           <w:tcPr>
-            <w:tcW w:type="dxa" w:w="3293"/>
+            <w:tcW w:type="dxa" w:w="4939"/>
             <w:tcBorders>
               <w:top w:val="single" w:sz="4" w:color="C9CFDA"/>
               <w:left w:val="single" w:sz="4" w:color="C9CFDA"/>
@@ -4277,7 +4122,7 @@
         </w:tc>
         <w:tc>
           <w:tcPr>
-            <w:tcW w:type="dxa" w:w="3293"/>
+            <w:tcW w:type="dxa" w:w="4939"/>
             <w:tcBorders>
               <w:top w:val="single" w:sz="4" w:color="C9CFDA"/>
               <w:left w:val="single" w:sz="4" w:color="C9CFDA"/>
@@ -4298,38 +4143,11 @@
             </w:r>
           </w:p>
         </w:tc>
-        <w:tc>
-          <w:tcPr>
-            <w:tcW w:type="dxa" w:w="3293"/>
-            <w:tcBorders>
-              <w:top w:val="single" w:sz="4" w:color="C9CFDA"/>
-              <w:left w:val="single" w:sz="4" w:color="C9CFDA"/>
-              <w:bottom w:val="single" w:sz="4" w:color="C9CFDA"/>
-              <w:right w:val="single" w:sz="4" w:color="C9CFDA"/>
-            </w:tcBorders>
-          </w:tcPr>
-          <w:p>
-            <w:pPr>
-              <w:spacing w:after="0" w:line="276" w:lineRule="auto"/>
-            </w:pPr>
-            <w:hyperlink r:id="rId63">
-              <w:r>
-                <w:rPr>
-                  <w:rFonts w:ascii="Microsoft YaHei" w:hAnsi="Microsoft YaHei" w:eastAsia="Microsoft YaHei" w:cs="Microsoft YaHei"/>
-                  <w:color w:val="315FD8"/>
-                  <w:u w:val="single"/>
-                  <w:sz w:val="18"/>
-                </w:rPr>
-                <w:t xml:space="preserve">10-29 走查</w:t>
-              </w:r>
-            </w:hyperlink>
-          </w:p>
-        </w:tc>
       </w:tr>
       <w:tr>
         <w:tc>
           <w:tcPr>
-            <w:tcW w:type="dxa" w:w="3293"/>
+            <w:tcW w:type="dxa" w:w="4939"/>
             <w:tcBorders>
               <w:top w:val="single" w:sz="4" w:color="C9CFDA"/>
               <w:left w:val="single" w:sz="4" w:color="C9CFDA"/>
@@ -4352,7 +4170,7 @@
         </w:tc>
         <w:tc>
           <w:tcPr>
-            <w:tcW w:type="dxa" w:w="3293"/>
+            <w:tcW w:type="dxa" w:w="4939"/>
             <w:tcBorders>
               <w:top w:val="single" w:sz="4" w:color="C9CFDA"/>
               <w:left w:val="single" w:sz="4" w:color="C9CFDA"/>
@@ -4373,45 +4191,11 @@
             </w:r>
           </w:p>
         </w:tc>
-        <w:tc>
-          <w:tcPr>
-            <w:tcW w:type="dxa" w:w="3293"/>
-            <w:tcBorders>
-              <w:top w:val="single" w:sz="4" w:color="C9CFDA"/>
-              <w:left w:val="single" w:sz="4" w:color="C9CFDA"/>
-              <w:bottom w:val="single" w:sz="4" w:color="C9CFDA"/>
-              <w:right w:val="single" w:sz="4" w:color="C9CFDA"/>
-            </w:tcBorders>
-          </w:tcPr>
-          <w:p>
-            <w:pPr>
-              <w:spacing w:after="0" w:line="276" w:lineRule="auto"/>
-            </w:pPr>
-            <w:r>
-              <w:rPr>
-                <w:rFonts w:ascii="Microsoft YaHei" w:hAnsi="Microsoft YaHei" w:eastAsia="Microsoft YaHei" w:cs="Microsoft YaHei"/>
-                <w:sz w:val="18"/>
-              </w:rPr>
-              <w:t>X03、</w:t>
-            </w:r>
-            <w:hyperlink r:id="rId64">
-              <w:r>
-                <w:rPr>
-                  <w:rFonts w:ascii="Microsoft YaHei" w:hAnsi="Microsoft YaHei" w:eastAsia="Microsoft YaHei" w:cs="Microsoft YaHei"/>
-                  <w:color w:val="315FD8"/>
-                  <w:u w:val="single"/>
-                  <w:sz w:val="18"/>
-                </w:rPr>
-                <w:t xml:space="preserve">X03c</w:t>
-              </w:r>
-            </w:hyperlink>
-          </w:p>
-        </w:tc>
       </w:tr>
       <w:tr>
         <w:tc>
           <w:tcPr>
-            <w:tcW w:type="dxa" w:w="3293"/>
+            <w:tcW w:type="dxa" w:w="4939"/>
             <w:tcBorders>
               <w:top w:val="single" w:sz="4" w:color="C9CFDA"/>
               <w:left w:val="single" w:sz="4" w:color="C9CFDA"/>
@@ -4434,7 +4218,7 @@
         </w:tc>
         <w:tc>
           <w:tcPr>
-            <w:tcW w:type="dxa" w:w="3293"/>
+            <w:tcW w:type="dxa" w:w="4939"/>
             <w:tcBorders>
               <w:top w:val="single" w:sz="4" w:color="C9CFDA"/>
               <w:left w:val="single" w:sz="4" w:color="C9CFDA"/>
@@ -4455,38 +4239,11 @@
             </w:r>
           </w:p>
         </w:tc>
-        <w:tc>
-          <w:tcPr>
-            <w:tcW w:type="dxa" w:w="3293"/>
-            <w:tcBorders>
-              <w:top w:val="single" w:sz="4" w:color="C9CFDA"/>
-              <w:left w:val="single" w:sz="4" w:color="C9CFDA"/>
-              <w:bottom w:val="single" w:sz="4" w:color="C9CFDA"/>
-              <w:right w:val="single" w:sz="4" w:color="C9CFDA"/>
-            </w:tcBorders>
-          </w:tcPr>
-          <w:p>
-            <w:pPr>
-              <w:spacing w:after="0" w:line="276" w:lineRule="auto"/>
-            </w:pPr>
-            <w:hyperlink r:id="rId65">
-              <w:r>
-                <w:rPr>
-                  <w:rFonts w:ascii="Microsoft YaHei" w:hAnsi="Microsoft YaHei" w:eastAsia="Microsoft YaHei" w:cs="Microsoft YaHei"/>
-                  <w:color w:val="315FD8"/>
-                  <w:u w:val="single"/>
-                  <w:sz w:val="18"/>
-                </w:rPr>
-                <w:t xml:space="preserve">恢复故障批</w:t>
-              </w:r>
-            </w:hyperlink>
-          </w:p>
-        </w:tc>
       </w:tr>
       <w:tr>
         <w:tc>
           <w:tcPr>
-            <w:tcW w:type="dxa" w:w="3293"/>
+            <w:tcW w:type="dxa" w:w="4939"/>
             <w:tcBorders>
               <w:top w:val="single" w:sz="4" w:color="C9CFDA"/>
               <w:left w:val="single" w:sz="4" w:color="C9CFDA"/>
@@ -4509,7 +4266,7 @@
         </w:tc>
         <w:tc>
           <w:tcPr>
-            <w:tcW w:type="dxa" w:w="3293"/>
+            <w:tcW w:type="dxa" w:w="4939"/>
             <w:tcBorders>
               <w:top w:val="single" w:sz="4" w:color="C9CFDA"/>
               <w:left w:val="single" w:sz="4" w:color="C9CFDA"/>
@@ -4530,38 +4287,11 @@
             </w:r>
           </w:p>
         </w:tc>
-        <w:tc>
-          <w:tcPr>
-            <w:tcW w:type="dxa" w:w="3293"/>
-            <w:tcBorders>
-              <w:top w:val="single" w:sz="4" w:color="C9CFDA"/>
-              <w:left w:val="single" w:sz="4" w:color="C9CFDA"/>
-              <w:bottom w:val="single" w:sz="4" w:color="C9CFDA"/>
-              <w:right w:val="single" w:sz="4" w:color="C9CFDA"/>
-            </w:tcBorders>
-          </w:tcPr>
-          <w:p>
-            <w:pPr>
-              <w:spacing w:after="0" w:line="276" w:lineRule="auto"/>
-            </w:pPr>
-            <w:hyperlink r:id="rId66">
-              <w:r>
-                <w:rPr>
-                  <w:rFonts w:ascii="Microsoft YaHei" w:hAnsi="Microsoft YaHei" w:eastAsia="Microsoft YaHei" w:cs="Microsoft YaHei"/>
-                  <w:color w:val="315FD8"/>
-                  <w:u w:val="single"/>
-                  <w:sz w:val="18"/>
-                </w:rPr>
-                <w:t xml:space="preserve">harness.py</w:t>
-              </w:r>
-            </w:hyperlink>
-          </w:p>
-        </w:tc>
       </w:tr>
       <w:tr>
         <w:tc>
           <w:tcPr>
-            <w:tcW w:type="dxa" w:w="3293"/>
+            <w:tcW w:type="dxa" w:w="4939"/>
             <w:tcBorders>
               <w:top w:val="single" w:sz="4" w:color="C9CFDA"/>
               <w:left w:val="single" w:sz="4" w:color="C9CFDA"/>
@@ -4584,7 +4314,7 @@
         </w:tc>
         <w:tc>
           <w:tcPr>
-            <w:tcW w:type="dxa" w:w="3293"/>
+            <w:tcW w:type="dxa" w:w="4939"/>
             <w:tcBorders>
               <w:top w:val="single" w:sz="4" w:color="C9CFDA"/>
               <w:left w:val="single" w:sz="4" w:color="C9CFDA"/>
@@ -4605,38 +4335,11 @@
             </w:r>
           </w:p>
         </w:tc>
-        <w:tc>
-          <w:tcPr>
-            <w:tcW w:type="dxa" w:w="3293"/>
-            <w:tcBorders>
-              <w:top w:val="single" w:sz="4" w:color="C9CFDA"/>
-              <w:left w:val="single" w:sz="4" w:color="C9CFDA"/>
-              <w:bottom w:val="single" w:sz="4" w:color="C9CFDA"/>
-              <w:right w:val="single" w:sz="4" w:color="C9CFDA"/>
-            </w:tcBorders>
-          </w:tcPr>
-          <w:p>
-            <w:pPr>
-              <w:spacing w:after="0" w:line="276" w:lineRule="auto"/>
-            </w:pPr>
-            <w:hyperlink r:id="rId67">
-              <w:r>
-                <w:rPr>
-                  <w:rFonts w:ascii="Microsoft YaHei" w:hAnsi="Microsoft YaHei" w:eastAsia="Microsoft YaHei" w:cs="Microsoft YaHei"/>
-                  <w:color w:val="315FD8"/>
-                  <w:u w:val="single"/>
-                  <w:sz w:val="18"/>
-                </w:rPr>
-                <w:t xml:space="preserve">harness.py</w:t>
-              </w:r>
-            </w:hyperlink>
-          </w:p>
-        </w:tc>
       </w:tr>
       <w:tr>
         <w:tc>
           <w:tcPr>
-            <w:tcW w:type="dxa" w:w="3293"/>
+            <w:tcW w:type="dxa" w:w="4939"/>
             <w:tcBorders>
               <w:top w:val="single" w:sz="4" w:color="C9CFDA"/>
               <w:left w:val="single" w:sz="4" w:color="C9CFDA"/>
@@ -4659,7 +4362,7 @@
         </w:tc>
         <w:tc>
           <w:tcPr>
-            <w:tcW w:type="dxa" w:w="3293"/>
+            <w:tcW w:type="dxa" w:w="4939"/>
             <w:tcBorders>
               <w:top w:val="single" w:sz="4" w:color="C9CFDA"/>
               <w:left w:val="single" w:sz="4" w:color="C9CFDA"/>
@@ -4677,29 +4380,6 @@
                 <w:sz w:val="18"/>
               </w:rPr>
               <w:t>如实说明办不了，给出可行的下一步，不建任务</w:t>
-            </w:r>
-          </w:p>
-        </w:tc>
-        <w:tc>
-          <w:tcPr>
-            <w:tcW w:type="dxa" w:w="3293"/>
-            <w:tcBorders>
-              <w:top w:val="single" w:sz="4" w:color="C9CFDA"/>
-              <w:left w:val="single" w:sz="4" w:color="C9CFDA"/>
-              <w:bottom w:val="single" w:sz="4" w:color="C9CFDA"/>
-              <w:right w:val="single" w:sz="4" w:color="C9CFDA"/>
-            </w:tcBorders>
-          </w:tcPr>
-          <w:p>
-            <w:pPr>
-              <w:spacing w:after="0" w:line="276" w:lineRule="auto"/>
-            </w:pPr>
-            <w:r>
-              <w:rPr>
-                <w:rFonts w:ascii="Microsoft YaHei" w:hAnsi="Microsoft YaHei" w:eastAsia="Microsoft YaHei" w:cs="Microsoft YaHei"/>
-                <w:sz w:val="18"/>
-              </w:rPr>
-              <w:t>X01</w:t>
             </w:r>
           </w:p>
         </w:tc>
@@ -4729,7 +4409,7 @@
                     <pic:cNvPicPr/>
                   </pic:nvPicPr>
                   <pic:blipFill>
-                    <a:blip r:embed="rId68"/>
+                    <a:blip r:embed="rId60"/>
                     <a:stretch>
                       <a:fillRect/>
                     </a:stretch>
@@ -4784,7 +4464,7 @@
                     <pic:cNvPicPr/>
                   </pic:nvPicPr>
                   <pic:blipFill>
-                    <a:blip r:embed="rId69"/>
+                    <a:blip r:embed="rId61"/>
                     <a:stretch>
                       <a:fillRect/>
                     </a:stretch>
@@ -4834,17 +4514,16 @@
         <w:tblLook w:firstColumn="1" w:firstRow="1" w:lastColumn="0" w:lastRow="0" w:noHBand="0" w:noVBand="1" w:val="04A0"/>
       </w:tblPr>
       <w:tblGrid>
-        <w:gridCol w:w="1646"/>
-        <w:gridCol w:w="1646"/>
-        <w:gridCol w:w="1646"/>
-        <w:gridCol w:w="1646"/>
-        <w:gridCol w:w="1646"/>
-        <w:gridCol w:w="1646"/>
+        <w:gridCol w:w="1976"/>
+        <w:gridCol w:w="1976"/>
+        <w:gridCol w:w="1976"/>
+        <w:gridCol w:w="1976"/>
+        <w:gridCol w:w="1976"/>
       </w:tblGrid>
       <w:tr>
         <w:tc>
           <w:tcPr>
-            <w:tcW w:type="dxa" w:w="1646"/>
+            <w:tcW w:type="dxa" w:w="1976"/>
             <w:tcBorders>
               <w:top w:val="single" w:sz="4" w:color="C9CFDA"/>
               <w:left w:val="single" w:sz="4" w:color="C9CFDA"/>
@@ -4869,7 +4548,7 @@
         </w:tc>
         <w:tc>
           <w:tcPr>
-            <w:tcW w:type="dxa" w:w="1646"/>
+            <w:tcW w:type="dxa" w:w="1976"/>
             <w:tcBorders>
               <w:top w:val="single" w:sz="4" w:color="C9CFDA"/>
               <w:left w:val="single" w:sz="4" w:color="C9CFDA"/>
@@ -4894,7 +4573,7 @@
         </w:tc>
         <w:tc>
           <w:tcPr>
-            <w:tcW w:type="dxa" w:w="1646"/>
+            <w:tcW w:type="dxa" w:w="1976"/>
             <w:tcBorders>
               <w:top w:val="single" w:sz="4" w:color="C9CFDA"/>
               <w:left w:val="single" w:sz="4" w:color="C9CFDA"/>
@@ -4919,7 +4598,7 @@
         </w:tc>
         <w:tc>
           <w:tcPr>
-            <w:tcW w:type="dxa" w:w="1646"/>
+            <w:tcW w:type="dxa" w:w="1976"/>
             <w:tcBorders>
               <w:top w:val="single" w:sz="4" w:color="C9CFDA"/>
               <w:left w:val="single" w:sz="4" w:color="C9CFDA"/>
@@ -4944,7 +4623,7 @@
         </w:tc>
         <w:tc>
           <w:tcPr>
-            <w:tcW w:type="dxa" w:w="1646"/>
+            <w:tcW w:type="dxa" w:w="1976"/>
             <w:tcBorders>
               <w:top w:val="single" w:sz="4" w:color="C9CFDA"/>
               <w:left w:val="single" w:sz="4" w:color="C9CFDA"/>
@@ -4967,36 +4646,11 @@
             </w:r>
           </w:p>
         </w:tc>
-        <w:tc>
-          <w:tcPr>
-            <w:tcW w:type="dxa" w:w="1646"/>
-            <w:tcBorders>
-              <w:top w:val="single" w:sz="4" w:color="C9CFDA"/>
-              <w:left w:val="single" w:sz="4" w:color="C9CFDA"/>
-              <w:bottom w:val="single" w:sz="4" w:color="C9CFDA"/>
-              <w:right w:val="single" w:sz="4" w:color="C9CFDA"/>
-            </w:tcBorders>
-            <w:shd w:val="clear" w:fill="EEF2FA"/>
-          </w:tcPr>
-          <w:p>
-            <w:pPr>
-              <w:spacing w:after="0" w:line="276" w:lineRule="auto"/>
-            </w:pPr>
-            <w:r>
-              <w:rPr>
-                <w:rFonts w:ascii="Microsoft YaHei" w:hAnsi="Microsoft YaHei" w:eastAsia="Microsoft YaHei" w:cs="Microsoft YaHei"/>
-                <w:b/>
-                <w:sz w:val="18"/>
-              </w:rPr>
-              <w:t>链接</w:t>
-            </w:r>
-          </w:p>
-        </w:tc>
       </w:tr>
       <w:tr>
         <w:tc>
           <w:tcPr>
-            <w:tcW w:type="dxa" w:w="1646"/>
+            <w:tcW w:type="dxa" w:w="1976"/>
             <w:tcBorders>
               <w:top w:val="single" w:sz="4" w:color="C9CFDA"/>
               <w:left w:val="single" w:sz="4" w:color="C9CFDA"/>
@@ -5019,7 +4673,7 @@
         </w:tc>
         <w:tc>
           <w:tcPr>
-            <w:tcW w:type="dxa" w:w="1646"/>
+            <w:tcW w:type="dxa" w:w="1976"/>
             <w:tcBorders>
               <w:top w:val="single" w:sz="4" w:color="C9CFDA"/>
               <w:left w:val="single" w:sz="4" w:color="C9CFDA"/>
@@ -5042,7 +4696,7 @@
         </w:tc>
         <w:tc>
           <w:tcPr>
-            <w:tcW w:type="dxa" w:w="1646"/>
+            <w:tcW w:type="dxa" w:w="1976"/>
             <w:tcBorders>
               <w:top w:val="single" w:sz="4" w:color="C9CFDA"/>
               <w:left w:val="single" w:sz="4" w:color="C9CFDA"/>
@@ -5065,7 +4719,7 @@
         </w:tc>
         <w:tc>
           <w:tcPr>
-            <w:tcW w:type="dxa" w:w="1646"/>
+            <w:tcW w:type="dxa" w:w="1976"/>
             <w:tcBorders>
               <w:top w:val="single" w:sz="4" w:color="C9CFDA"/>
               <w:left w:val="single" w:sz="4" w:color="C9CFDA"/>
@@ -5088,7 +4742,7 @@
         </w:tc>
         <w:tc>
           <w:tcPr>
-            <w:tcW w:type="dxa" w:w="1646"/>
+            <w:tcW w:type="dxa" w:w="1976"/>
             <w:tcBorders>
               <w:top w:val="single" w:sz="4" w:color="C9CFDA"/>
               <w:left w:val="single" w:sz="4" w:color="C9CFDA"/>
@@ -5109,56 +4763,11 @@
             </w:r>
           </w:p>
         </w:tc>
-        <w:tc>
-          <w:tcPr>
-            <w:tcW w:type="dxa" w:w="1646"/>
-            <w:tcBorders>
-              <w:top w:val="single" w:sz="4" w:color="C9CFDA"/>
-              <w:left w:val="single" w:sz="4" w:color="C9CFDA"/>
-              <w:bottom w:val="single" w:sz="4" w:color="C9CFDA"/>
-              <w:right w:val="single" w:sz="4" w:color="C9CFDA"/>
-            </w:tcBorders>
-          </w:tcPr>
-          <w:p>
-            <w:pPr>
-              <w:spacing w:after="0" w:line="276" w:lineRule="auto"/>
-            </w:pPr>
-            <w:hyperlink r:id="rId39">
-              <w:r>
-                <w:rPr>
-                  <w:rFonts w:ascii="Microsoft YaHei" w:hAnsi="Microsoft YaHei" w:eastAsia="Microsoft YaHei" w:cs="Microsoft YaHei"/>
-                  <w:color w:val="315FD8"/>
-                  <w:u w:val="single"/>
-                  <w:sz w:val="18"/>
-                </w:rPr>
-                <w:t xml:space="preserve">B 批</w:t>
-              </w:r>
-            </w:hyperlink>
-            <w:r>
-              <w:rPr>
-                <w:rFonts w:ascii="Microsoft YaHei" w:hAnsi="Microsoft YaHei" w:eastAsia="Microsoft YaHei" w:cs="Microsoft YaHei"/>
-                <w:sz w:val="18"/>
-              </w:rPr>
-              <w:t>、</w:t>
-            </w:r>
-            <w:hyperlink r:id="rId70">
-              <w:r>
-                <w:rPr>
-                  <w:rFonts w:ascii="Microsoft YaHei" w:hAnsi="Microsoft YaHei" w:eastAsia="Microsoft YaHei" w:cs="Microsoft YaHei"/>
-                  <w:color w:val="315FD8"/>
-                  <w:u w:val="single"/>
-                  <w:sz w:val="18"/>
-                </w:rPr>
-                <w:t xml:space="preserve">用例</w:t>
-              </w:r>
-            </w:hyperlink>
-          </w:p>
-        </w:tc>
       </w:tr>
       <w:tr>
         <w:tc>
           <w:tcPr>
-            <w:tcW w:type="dxa" w:w="1646"/>
+            <w:tcW w:type="dxa" w:w="1976"/>
             <w:tcBorders>
               <w:top w:val="single" w:sz="4" w:color="C9CFDA"/>
               <w:left w:val="single" w:sz="4" w:color="C9CFDA"/>
@@ -5181,7 +4790,7 @@
         </w:tc>
         <w:tc>
           <w:tcPr>
-            <w:tcW w:type="dxa" w:w="1646"/>
+            <w:tcW w:type="dxa" w:w="1976"/>
             <w:tcBorders>
               <w:top w:val="single" w:sz="4" w:color="C9CFDA"/>
               <w:left w:val="single" w:sz="4" w:color="C9CFDA"/>
@@ -5204,7 +4813,7 @@
         </w:tc>
         <w:tc>
           <w:tcPr>
-            <w:tcW w:type="dxa" w:w="1646"/>
+            <w:tcW w:type="dxa" w:w="1976"/>
             <w:tcBorders>
               <w:top w:val="single" w:sz="4" w:color="C9CFDA"/>
               <w:left w:val="single" w:sz="4" w:color="C9CFDA"/>
@@ -5227,7 +4836,7 @@
         </w:tc>
         <w:tc>
           <w:tcPr>
-            <w:tcW w:type="dxa" w:w="1646"/>
+            <w:tcW w:type="dxa" w:w="1976"/>
             <w:tcBorders>
               <w:top w:val="single" w:sz="4" w:color="C9CFDA"/>
               <w:left w:val="single" w:sz="4" w:color="C9CFDA"/>
@@ -5250,7 +4859,7 @@
         </w:tc>
         <w:tc>
           <w:tcPr>
-            <w:tcW w:type="dxa" w:w="1646"/>
+            <w:tcW w:type="dxa" w:w="1976"/>
             <w:tcBorders>
               <w:top w:val="single" w:sz="4" w:color="C9CFDA"/>
               <w:left w:val="single" w:sz="4" w:color="C9CFDA"/>
@@ -5271,38 +4880,11 @@
             </w:r>
           </w:p>
         </w:tc>
-        <w:tc>
-          <w:tcPr>
-            <w:tcW w:type="dxa" w:w="1646"/>
-            <w:tcBorders>
-              <w:top w:val="single" w:sz="4" w:color="C9CFDA"/>
-              <w:left w:val="single" w:sz="4" w:color="C9CFDA"/>
-              <w:bottom w:val="single" w:sz="4" w:color="C9CFDA"/>
-              <w:right w:val="single" w:sz="4" w:color="C9CFDA"/>
-            </w:tcBorders>
-          </w:tcPr>
-          <w:p>
-            <w:pPr>
-              <w:spacing w:after="0" w:line="276" w:lineRule="auto"/>
-            </w:pPr>
-            <w:hyperlink r:id="rId39">
-              <w:r>
-                <w:rPr>
-                  <w:rFonts w:ascii="Microsoft YaHei" w:hAnsi="Microsoft YaHei" w:eastAsia="Microsoft YaHei" w:cs="Microsoft YaHei"/>
-                  <w:color w:val="315FD8"/>
-                  <w:u w:val="single"/>
-                  <w:sz w:val="18"/>
-                </w:rPr>
-                <w:t xml:space="preserve">B 批</w:t>
-              </w:r>
-            </w:hyperlink>
-          </w:p>
-        </w:tc>
       </w:tr>
       <w:tr>
         <w:tc>
           <w:tcPr>
-            <w:tcW w:type="dxa" w:w="1646"/>
+            <w:tcW w:type="dxa" w:w="1976"/>
             <w:tcBorders>
               <w:top w:val="single" w:sz="4" w:color="C9CFDA"/>
               <w:left w:val="single" w:sz="4" w:color="C9CFDA"/>
@@ -5325,7 +4907,7 @@
         </w:tc>
         <w:tc>
           <w:tcPr>
-            <w:tcW w:type="dxa" w:w="1646"/>
+            <w:tcW w:type="dxa" w:w="1976"/>
             <w:tcBorders>
               <w:top w:val="single" w:sz="4" w:color="C9CFDA"/>
               <w:left w:val="single" w:sz="4" w:color="C9CFDA"/>
@@ -5348,7 +4930,7 @@
         </w:tc>
         <w:tc>
           <w:tcPr>
-            <w:tcW w:type="dxa" w:w="1646"/>
+            <w:tcW w:type="dxa" w:w="1976"/>
             <w:tcBorders>
               <w:top w:val="single" w:sz="4" w:color="C9CFDA"/>
               <w:left w:val="single" w:sz="4" w:color="C9CFDA"/>
@@ -5371,7 +4953,7 @@
         </w:tc>
         <w:tc>
           <w:tcPr>
-            <w:tcW w:type="dxa" w:w="1646"/>
+            <w:tcW w:type="dxa" w:w="1976"/>
             <w:tcBorders>
               <w:top w:val="single" w:sz="4" w:color="C9CFDA"/>
               <w:left w:val="single" w:sz="4" w:color="C9CFDA"/>
@@ -5394,7 +4976,7 @@
         </w:tc>
         <w:tc>
           <w:tcPr>
-            <w:tcW w:type="dxa" w:w="1646"/>
+            <w:tcW w:type="dxa" w:w="1976"/>
             <w:tcBorders>
               <w:top w:val="single" w:sz="4" w:color="C9CFDA"/>
               <w:left w:val="single" w:sz="4" w:color="C9CFDA"/>
@@ -5415,38 +4997,11 @@
             </w:r>
           </w:p>
         </w:tc>
-        <w:tc>
-          <w:tcPr>
-            <w:tcW w:type="dxa" w:w="1646"/>
-            <w:tcBorders>
-              <w:top w:val="single" w:sz="4" w:color="C9CFDA"/>
-              <w:left w:val="single" w:sz="4" w:color="C9CFDA"/>
-              <w:bottom w:val="single" w:sz="4" w:color="C9CFDA"/>
-              <w:right w:val="single" w:sz="4" w:color="C9CFDA"/>
-            </w:tcBorders>
-          </w:tcPr>
-          <w:p>
-            <w:pPr>
-              <w:spacing w:after="0" w:line="276" w:lineRule="auto"/>
-            </w:pPr>
-            <w:hyperlink r:id="rId56">
-              <w:r>
-                <w:rPr>
-                  <w:rFonts w:ascii="Microsoft YaHei" w:hAnsi="Microsoft YaHei" w:eastAsia="Microsoft YaHei" w:cs="Microsoft YaHei"/>
-                  <w:color w:val="315FD8"/>
-                  <w:u w:val="single"/>
-                  <w:sz w:val="18"/>
-                </w:rPr>
-                <w:t xml:space="preserve">C 批</w:t>
-              </w:r>
-            </w:hyperlink>
-          </w:p>
-        </w:tc>
       </w:tr>
       <w:tr>
         <w:tc>
           <w:tcPr>
-            <w:tcW w:type="dxa" w:w="1646"/>
+            <w:tcW w:type="dxa" w:w="1976"/>
             <w:tcBorders>
               <w:top w:val="single" w:sz="4" w:color="C9CFDA"/>
               <w:left w:val="single" w:sz="4" w:color="C9CFDA"/>
@@ -5469,7 +5024,7 @@
         </w:tc>
         <w:tc>
           <w:tcPr>
-            <w:tcW w:type="dxa" w:w="1646"/>
+            <w:tcW w:type="dxa" w:w="1976"/>
             <w:tcBorders>
               <w:top w:val="single" w:sz="4" w:color="C9CFDA"/>
               <w:left w:val="single" w:sz="4" w:color="C9CFDA"/>
@@ -5492,7 +5047,7 @@
         </w:tc>
         <w:tc>
           <w:tcPr>
-            <w:tcW w:type="dxa" w:w="1646"/>
+            <w:tcW w:type="dxa" w:w="1976"/>
             <w:tcBorders>
               <w:top w:val="single" w:sz="4" w:color="C9CFDA"/>
               <w:left w:val="single" w:sz="4" w:color="C9CFDA"/>
@@ -5515,7 +5070,7 @@
         </w:tc>
         <w:tc>
           <w:tcPr>
-            <w:tcW w:type="dxa" w:w="1646"/>
+            <w:tcW w:type="dxa" w:w="1976"/>
             <w:tcBorders>
               <w:top w:val="single" w:sz="4" w:color="C9CFDA"/>
               <w:left w:val="single" w:sz="4" w:color="C9CFDA"/>
@@ -5538,7 +5093,7 @@
         </w:tc>
         <w:tc>
           <w:tcPr>
-            <w:tcW w:type="dxa" w:w="1646"/>
+            <w:tcW w:type="dxa" w:w="1976"/>
             <w:tcBorders>
               <w:top w:val="single" w:sz="4" w:color="C9CFDA"/>
               <w:left w:val="single" w:sz="4" w:color="C9CFDA"/>
@@ -5574,38 +5129,11 @@
             </w:r>
           </w:p>
         </w:tc>
-        <w:tc>
-          <w:tcPr>
-            <w:tcW w:type="dxa" w:w="1646"/>
-            <w:tcBorders>
-              <w:top w:val="single" w:sz="4" w:color="C9CFDA"/>
-              <w:left w:val="single" w:sz="4" w:color="C9CFDA"/>
-              <w:bottom w:val="single" w:sz="4" w:color="C9CFDA"/>
-              <w:right w:val="single" w:sz="4" w:color="C9CFDA"/>
-            </w:tcBorders>
-          </w:tcPr>
-          <w:p>
-            <w:pPr>
-              <w:spacing w:after="0" w:line="276" w:lineRule="auto"/>
-            </w:pPr>
-            <w:hyperlink r:id="rId56">
-              <w:r>
-                <w:rPr>
-                  <w:rFonts w:ascii="Microsoft YaHei" w:hAnsi="Microsoft YaHei" w:eastAsia="Microsoft YaHei" w:cs="Microsoft YaHei"/>
-                  <w:color w:val="315FD8"/>
-                  <w:u w:val="single"/>
-                  <w:sz w:val="18"/>
-                </w:rPr>
-                <w:t xml:space="preserve">C 批</w:t>
-              </w:r>
-            </w:hyperlink>
-          </w:p>
-        </w:tc>
       </w:tr>
       <w:tr>
         <w:tc>
           <w:tcPr>
-            <w:tcW w:type="dxa" w:w="1646"/>
+            <w:tcW w:type="dxa" w:w="1976"/>
             <w:tcBorders>
               <w:top w:val="single" w:sz="4" w:color="C9CFDA"/>
               <w:left w:val="single" w:sz="4" w:color="C9CFDA"/>
@@ -5628,7 +5156,7 @@
         </w:tc>
         <w:tc>
           <w:tcPr>
-            <w:tcW w:type="dxa" w:w="1646"/>
+            <w:tcW w:type="dxa" w:w="1976"/>
             <w:tcBorders>
               <w:top w:val="single" w:sz="4" w:color="C9CFDA"/>
               <w:left w:val="single" w:sz="4" w:color="C9CFDA"/>
@@ -5651,7 +5179,7 @@
         </w:tc>
         <w:tc>
           <w:tcPr>
-            <w:tcW w:type="dxa" w:w="1646"/>
+            <w:tcW w:type="dxa" w:w="1976"/>
             <w:tcBorders>
               <w:top w:val="single" w:sz="4" w:color="C9CFDA"/>
               <w:left w:val="single" w:sz="4" w:color="C9CFDA"/>
@@ -5674,7 +5202,7 @@
         </w:tc>
         <w:tc>
           <w:tcPr>
-            <w:tcW w:type="dxa" w:w="1646"/>
+            <w:tcW w:type="dxa" w:w="1976"/>
             <w:tcBorders>
               <w:top w:val="single" w:sz="4" w:color="C9CFDA"/>
               <w:left w:val="single" w:sz="4" w:color="C9CFDA"/>
@@ -5697,7 +5225,7 @@
         </w:tc>
         <w:tc>
           <w:tcPr>
-            <w:tcW w:type="dxa" w:w="1646"/>
+            <w:tcW w:type="dxa" w:w="1976"/>
             <w:tcBorders>
               <w:top w:val="single" w:sz="4" w:color="C9CFDA"/>
               <w:left w:val="single" w:sz="4" w:color="C9CFDA"/>
@@ -5718,38 +5246,11 @@
             </w:r>
           </w:p>
         </w:tc>
-        <w:tc>
-          <w:tcPr>
-            <w:tcW w:type="dxa" w:w="1646"/>
-            <w:tcBorders>
-              <w:top w:val="single" w:sz="4" w:color="C9CFDA"/>
-              <w:left w:val="single" w:sz="4" w:color="C9CFDA"/>
-              <w:bottom w:val="single" w:sz="4" w:color="C9CFDA"/>
-              <w:right w:val="single" w:sz="4" w:color="C9CFDA"/>
-            </w:tcBorders>
-          </w:tcPr>
-          <w:p>
-            <w:pPr>
-              <w:spacing w:after="0" w:line="276" w:lineRule="auto"/>
-            </w:pPr>
-            <w:hyperlink r:id="rId56">
-              <w:r>
-                <w:rPr>
-                  <w:rFonts w:ascii="Microsoft YaHei" w:hAnsi="Microsoft YaHei" w:eastAsia="Microsoft YaHei" w:cs="Microsoft YaHei"/>
-                  <w:color w:val="315FD8"/>
-                  <w:u w:val="single"/>
-                  <w:sz w:val="18"/>
-                </w:rPr>
-                <w:t xml:space="preserve">C 批</w:t>
-              </w:r>
-            </w:hyperlink>
-          </w:p>
-        </w:tc>
       </w:tr>
       <w:tr>
         <w:tc>
           <w:tcPr>
-            <w:tcW w:type="dxa" w:w="1646"/>
+            <w:tcW w:type="dxa" w:w="1976"/>
             <w:tcBorders>
               <w:top w:val="single" w:sz="4" w:color="C9CFDA"/>
               <w:left w:val="single" w:sz="4" w:color="C9CFDA"/>
@@ -5772,7 +5273,7 @@
         </w:tc>
         <w:tc>
           <w:tcPr>
-            <w:tcW w:type="dxa" w:w="1646"/>
+            <w:tcW w:type="dxa" w:w="1976"/>
             <w:tcBorders>
               <w:top w:val="single" w:sz="4" w:color="C9CFDA"/>
               <w:left w:val="single" w:sz="4" w:color="C9CFDA"/>
@@ -5795,7 +5296,7 @@
         </w:tc>
         <w:tc>
           <w:tcPr>
-            <w:tcW w:type="dxa" w:w="1646"/>
+            <w:tcW w:type="dxa" w:w="1976"/>
             <w:tcBorders>
               <w:top w:val="single" w:sz="4" w:color="C9CFDA"/>
               <w:left w:val="single" w:sz="4" w:color="C9CFDA"/>
@@ -5818,7 +5319,7 @@
         </w:tc>
         <w:tc>
           <w:tcPr>
-            <w:tcW w:type="dxa" w:w="1646"/>
+            <w:tcW w:type="dxa" w:w="1976"/>
             <w:tcBorders>
               <w:top w:val="single" w:sz="4" w:color="C9CFDA"/>
               <w:left w:val="single" w:sz="4" w:color="C9CFDA"/>
@@ -5841,7 +5342,7 @@
         </w:tc>
         <w:tc>
           <w:tcPr>
-            <w:tcW w:type="dxa" w:w="1646"/>
+            <w:tcW w:type="dxa" w:w="1976"/>
             <w:tcBorders>
               <w:top w:val="single" w:sz="4" w:color="C9CFDA"/>
               <w:left w:val="single" w:sz="4" w:color="C9CFDA"/>
@@ -5862,38 +5363,11 @@
             </w:r>
           </w:p>
         </w:tc>
-        <w:tc>
-          <w:tcPr>
-            <w:tcW w:type="dxa" w:w="1646"/>
-            <w:tcBorders>
-              <w:top w:val="single" w:sz="4" w:color="C9CFDA"/>
-              <w:left w:val="single" w:sz="4" w:color="C9CFDA"/>
-              <w:bottom w:val="single" w:sz="4" w:color="C9CFDA"/>
-              <w:right w:val="single" w:sz="4" w:color="C9CFDA"/>
-            </w:tcBorders>
-          </w:tcPr>
-          <w:p>
-            <w:pPr>
-              <w:spacing w:after="0" w:line="276" w:lineRule="auto"/>
-            </w:pPr>
-            <w:hyperlink r:id="rId12">
-              <w:r>
-                <w:rPr>
-                  <w:rFonts w:ascii="Microsoft YaHei" w:hAnsi="Microsoft YaHei" w:eastAsia="Microsoft YaHei" w:cs="Microsoft YaHei"/>
-                  <w:color w:val="315FD8"/>
-                  <w:u w:val="single"/>
-                  <w:sz w:val="18"/>
-                </w:rPr>
-                <w:t xml:space="preserve">截图说明</w:t>
-              </w:r>
-            </w:hyperlink>
-          </w:p>
-        </w:tc>
       </w:tr>
       <w:tr>
         <w:tc>
           <w:tcPr>
-            <w:tcW w:type="dxa" w:w="1646"/>
+            <w:tcW w:type="dxa" w:w="1976"/>
             <w:tcBorders>
               <w:top w:val="single" w:sz="4" w:color="C9CFDA"/>
               <w:left w:val="single" w:sz="4" w:color="C9CFDA"/>
@@ -5916,7 +5390,7 @@
         </w:tc>
         <w:tc>
           <w:tcPr>
-            <w:tcW w:type="dxa" w:w="1646"/>
+            <w:tcW w:type="dxa" w:w="1976"/>
             <w:tcBorders>
               <w:top w:val="single" w:sz="4" w:color="C9CFDA"/>
               <w:left w:val="single" w:sz="4" w:color="C9CFDA"/>
@@ -5939,7 +5413,7 @@
         </w:tc>
         <w:tc>
           <w:tcPr>
-            <w:tcW w:type="dxa" w:w="1646"/>
+            <w:tcW w:type="dxa" w:w="1976"/>
             <w:tcBorders>
               <w:top w:val="single" w:sz="4" w:color="C9CFDA"/>
               <w:left w:val="single" w:sz="4" w:color="C9CFDA"/>
@@ -5962,7 +5436,7 @@
         </w:tc>
         <w:tc>
           <w:tcPr>
-            <w:tcW w:type="dxa" w:w="1646"/>
+            <w:tcW w:type="dxa" w:w="1976"/>
             <w:tcBorders>
               <w:top w:val="single" w:sz="4" w:color="C9CFDA"/>
               <w:left w:val="single" w:sz="4" w:color="C9CFDA"/>
@@ -5985,7 +5459,7 @@
         </w:tc>
         <w:tc>
           <w:tcPr>
-            <w:tcW w:type="dxa" w:w="1646"/>
+            <w:tcW w:type="dxa" w:w="1976"/>
             <w:tcBorders>
               <w:top w:val="single" w:sz="4" w:color="C9CFDA"/>
               <w:left w:val="single" w:sz="4" w:color="C9CFDA"/>
@@ -6006,38 +5480,11 @@
             </w:r>
           </w:p>
         </w:tc>
-        <w:tc>
-          <w:tcPr>
-            <w:tcW w:type="dxa" w:w="1646"/>
-            <w:tcBorders>
-              <w:top w:val="single" w:sz="4" w:color="C9CFDA"/>
-              <w:left w:val="single" w:sz="4" w:color="C9CFDA"/>
-              <w:bottom w:val="single" w:sz="4" w:color="C9CFDA"/>
-              <w:right w:val="single" w:sz="4" w:color="C9CFDA"/>
-            </w:tcBorders>
-          </w:tcPr>
-          <w:p>
-            <w:pPr>
-              <w:spacing w:after="0" w:line="276" w:lineRule="auto"/>
-            </w:pPr>
-            <w:hyperlink r:id="rId47">
-              <w:r>
-                <w:rPr>
-                  <w:rFonts w:ascii="Microsoft YaHei" w:hAnsi="Microsoft YaHei" w:eastAsia="Microsoft YaHei" w:cs="Microsoft YaHei"/>
-                  <w:color w:val="315FD8"/>
-                  <w:u w:val="single"/>
-                  <w:sz w:val="18"/>
-                </w:rPr>
-                <w:t xml:space="preserve">报告</w:t>
-              </w:r>
-            </w:hyperlink>
-          </w:p>
-        </w:tc>
       </w:tr>
       <w:tr>
         <w:tc>
           <w:tcPr>
-            <w:tcW w:type="dxa" w:w="1646"/>
+            <w:tcW w:type="dxa" w:w="1976"/>
             <w:tcBorders>
               <w:top w:val="single" w:sz="4" w:color="C9CFDA"/>
               <w:left w:val="single" w:sz="4" w:color="C9CFDA"/>
@@ -6060,7 +5507,7 @@
         </w:tc>
         <w:tc>
           <w:tcPr>
-            <w:tcW w:type="dxa" w:w="1646"/>
+            <w:tcW w:type="dxa" w:w="1976"/>
             <w:tcBorders>
               <w:top w:val="single" w:sz="4" w:color="C9CFDA"/>
               <w:left w:val="single" w:sz="4" w:color="C9CFDA"/>
@@ -6083,7 +5530,7 @@
         </w:tc>
         <w:tc>
           <w:tcPr>
-            <w:tcW w:type="dxa" w:w="1646"/>
+            <w:tcW w:type="dxa" w:w="1976"/>
             <w:tcBorders>
               <w:top w:val="single" w:sz="4" w:color="C9CFDA"/>
               <w:left w:val="single" w:sz="4" w:color="C9CFDA"/>
@@ -6106,7 +5553,7 @@
         </w:tc>
         <w:tc>
           <w:tcPr>
-            <w:tcW w:type="dxa" w:w="1646"/>
+            <w:tcW w:type="dxa" w:w="1976"/>
             <w:tcBorders>
               <w:top w:val="single" w:sz="4" w:color="C9CFDA"/>
               <w:left w:val="single" w:sz="4" w:color="C9CFDA"/>
@@ -6144,7 +5591,7 @@
         </w:tc>
         <w:tc>
           <w:tcPr>
-            <w:tcW w:type="dxa" w:w="1646"/>
+            <w:tcW w:type="dxa" w:w="1976"/>
             <w:tcBorders>
               <w:top w:val="single" w:sz="4" w:color="C9CFDA"/>
               <w:left w:val="single" w:sz="4" w:color="C9CFDA"/>
@@ -6165,38 +5612,11 @@
             </w:r>
           </w:p>
         </w:tc>
-        <w:tc>
-          <w:tcPr>
-            <w:tcW w:type="dxa" w:w="1646"/>
-            <w:tcBorders>
-              <w:top w:val="single" w:sz="4" w:color="C9CFDA"/>
-              <w:left w:val="single" w:sz="4" w:color="C9CFDA"/>
-              <w:bottom w:val="single" w:sz="4" w:color="C9CFDA"/>
-              <w:right w:val="single" w:sz="4" w:color="C9CFDA"/>
-            </w:tcBorders>
-          </w:tcPr>
-          <w:p>
-            <w:pPr>
-              <w:spacing w:after="0" w:line="276" w:lineRule="auto"/>
-            </w:pPr>
-            <w:hyperlink r:id="rId50">
-              <w:r>
-                <w:rPr>
-                  <w:rFonts w:ascii="Microsoft YaHei" w:hAnsi="Microsoft YaHei" w:eastAsia="Microsoft YaHei" w:cs="Microsoft YaHei"/>
-                  <w:color w:val="315FD8"/>
-                  <w:u w:val="single"/>
-                  <w:sz w:val="18"/>
-                </w:rPr>
-                <w:t xml:space="preserve">测试</w:t>
-              </w:r>
-            </w:hyperlink>
-          </w:p>
-        </w:tc>
       </w:tr>
       <w:tr>
         <w:tc>
           <w:tcPr>
-            <w:tcW w:type="dxa" w:w="1646"/>
+            <w:tcW w:type="dxa" w:w="1976"/>
             <w:tcBorders>
               <w:top w:val="single" w:sz="4" w:color="C9CFDA"/>
               <w:left w:val="single" w:sz="4" w:color="C9CFDA"/>
@@ -6219,7 +5639,7 @@
         </w:tc>
         <w:tc>
           <w:tcPr>
-            <w:tcW w:type="dxa" w:w="1646"/>
+            <w:tcW w:type="dxa" w:w="1976"/>
             <w:tcBorders>
               <w:top w:val="single" w:sz="4" w:color="C9CFDA"/>
               <w:left w:val="single" w:sz="4" w:color="C9CFDA"/>
@@ -6242,7 +5662,7 @@
         </w:tc>
         <w:tc>
           <w:tcPr>
-            <w:tcW w:type="dxa" w:w="1646"/>
+            <w:tcW w:type="dxa" w:w="1976"/>
             <w:tcBorders>
               <w:top w:val="single" w:sz="4" w:color="C9CFDA"/>
               <w:left w:val="single" w:sz="4" w:color="C9CFDA"/>
@@ -6265,7 +5685,7 @@
         </w:tc>
         <w:tc>
           <w:tcPr>
-            <w:tcW w:type="dxa" w:w="1646"/>
+            <w:tcW w:type="dxa" w:w="1976"/>
             <w:tcBorders>
               <w:top w:val="single" w:sz="4" w:color="C9CFDA"/>
               <w:left w:val="single" w:sz="4" w:color="C9CFDA"/>
@@ -6288,7 +5708,7 @@
         </w:tc>
         <w:tc>
           <w:tcPr>
-            <w:tcW w:type="dxa" w:w="1646"/>
+            <w:tcW w:type="dxa" w:w="1976"/>
             <w:tcBorders>
               <w:top w:val="single" w:sz="4" w:color="C9CFDA"/>
               <w:left w:val="single" w:sz="4" w:color="C9CFDA"/>
@@ -6309,38 +5729,11 @@
             </w:r>
           </w:p>
         </w:tc>
-        <w:tc>
-          <w:tcPr>
-            <w:tcW w:type="dxa" w:w="1646"/>
-            <w:tcBorders>
-              <w:top w:val="single" w:sz="4" w:color="C9CFDA"/>
-              <w:left w:val="single" w:sz="4" w:color="C9CFDA"/>
-              <w:bottom w:val="single" w:sz="4" w:color="C9CFDA"/>
-              <w:right w:val="single" w:sz="4" w:color="C9CFDA"/>
-            </w:tcBorders>
-          </w:tcPr>
-          <w:p>
-            <w:pPr>
-              <w:spacing w:after="0" w:line="276" w:lineRule="auto"/>
-            </w:pPr>
-            <w:hyperlink r:id="rId71">
-              <w:r>
-                <w:rPr>
-                  <w:rFonts w:ascii="Microsoft YaHei" w:hAnsi="Microsoft YaHei" w:eastAsia="Microsoft YaHei" w:cs="Microsoft YaHei"/>
-                  <w:color w:val="315FD8"/>
-                  <w:u w:val="single"/>
-                  <w:sz w:val="18"/>
-                </w:rPr>
-                <w:t xml:space="preserve">用例</w:t>
-              </w:r>
-            </w:hyperlink>
-          </w:p>
-        </w:tc>
       </w:tr>
       <w:tr>
         <w:tc>
           <w:tcPr>
-            <w:tcW w:type="dxa" w:w="1646"/>
+            <w:tcW w:type="dxa" w:w="1976"/>
             <w:tcBorders>
               <w:top w:val="single" w:sz="4" w:color="C9CFDA"/>
               <w:left w:val="single" w:sz="4" w:color="C9CFDA"/>
@@ -6363,7 +5756,7 @@
         </w:tc>
         <w:tc>
           <w:tcPr>
-            <w:tcW w:type="dxa" w:w="1646"/>
+            <w:tcW w:type="dxa" w:w="1976"/>
             <w:tcBorders>
               <w:top w:val="single" w:sz="4" w:color="C9CFDA"/>
               <w:left w:val="single" w:sz="4" w:color="C9CFDA"/>
@@ -6386,7 +5779,7 @@
         </w:tc>
         <w:tc>
           <w:tcPr>
-            <w:tcW w:type="dxa" w:w="1646"/>
+            <w:tcW w:type="dxa" w:w="1976"/>
             <w:tcBorders>
               <w:top w:val="single" w:sz="4" w:color="C9CFDA"/>
               <w:left w:val="single" w:sz="4" w:color="C9CFDA"/>
@@ -6409,7 +5802,7 @@
         </w:tc>
         <w:tc>
           <w:tcPr>
-            <w:tcW w:type="dxa" w:w="1646"/>
+            <w:tcW w:type="dxa" w:w="1976"/>
             <w:tcBorders>
               <w:top w:val="single" w:sz="4" w:color="C9CFDA"/>
               <w:left w:val="single" w:sz="4" w:color="C9CFDA"/>
@@ -6432,7 +5825,7 @@
         </w:tc>
         <w:tc>
           <w:tcPr>
-            <w:tcW w:type="dxa" w:w="1646"/>
+            <w:tcW w:type="dxa" w:w="1976"/>
             <w:tcBorders>
               <w:top w:val="single" w:sz="4" w:color="C9CFDA"/>
               <w:left w:val="single" w:sz="4" w:color="C9CFDA"/>
@@ -6451,33 +5844,6 @@
               </w:rPr>
               <w:t>真实模型各轮都停在待确认、零资金动作；模型解释未自动判定，记 Blocked</w:t>
             </w:r>
-          </w:p>
-        </w:tc>
-        <w:tc>
-          <w:tcPr>
-            <w:tcW w:type="dxa" w:w="1646"/>
-            <w:tcBorders>
-              <w:top w:val="single" w:sz="4" w:color="C9CFDA"/>
-              <w:left w:val="single" w:sz="4" w:color="C9CFDA"/>
-              <w:bottom w:val="single" w:sz="4" w:color="C9CFDA"/>
-              <w:right w:val="single" w:sz="4" w:color="C9CFDA"/>
-            </w:tcBorders>
-          </w:tcPr>
-          <w:p>
-            <w:pPr>
-              <w:spacing w:after="0" w:line="276" w:lineRule="auto"/>
-            </w:pPr>
-            <w:hyperlink r:id="rId72">
-              <w:r>
-                <w:rPr>
-                  <w:rFonts w:ascii="Microsoft YaHei" w:hAnsi="Microsoft YaHei" w:eastAsia="Microsoft YaHei" w:cs="Microsoft YaHei"/>
-                  <w:color w:val="315FD8"/>
-                  <w:u w:val="single"/>
-                  <w:sz w:val="18"/>
-                </w:rPr>
-                <w:t xml:space="preserve">运行台账</w:t>
-              </w:r>
-            </w:hyperlink>
           </w:p>
         </w:tc>
       </w:tr>
@@ -7012,14 +6378,13 @@
         <w:tblLook w:firstColumn="1" w:firstRow="1" w:lastColumn="0" w:lastRow="0" w:noHBand="0" w:noVBand="1" w:val="04A0"/>
       </w:tblPr>
       <w:tblGrid>
-        <w:gridCol w:w="3293"/>
-        <w:gridCol w:w="3293"/>
-        <w:gridCol w:w="3293"/>
+        <w:gridCol w:w="4939"/>
+        <w:gridCol w:w="4939"/>
       </w:tblGrid>
       <w:tr>
         <w:tc>
           <w:tcPr>
-            <w:tcW w:type="dxa" w:w="3293"/>
+            <w:tcW w:type="dxa" w:w="4939"/>
             <w:tcBorders>
               <w:top w:val="single" w:sz="4" w:color="C9CFDA"/>
               <w:left w:val="single" w:sz="4" w:color="C9CFDA"/>
@@ -7044,7 +6409,7 @@
         </w:tc>
         <w:tc>
           <w:tcPr>
-            <w:tcW w:type="dxa" w:w="3293"/>
+            <w:tcW w:type="dxa" w:w="4939"/>
             <w:tcBorders>
               <w:top w:val="single" w:sz="4" w:color="C9CFDA"/>
               <w:left w:val="single" w:sz="4" w:color="C9CFDA"/>
@@ -7067,36 +6432,11 @@
             </w:r>
           </w:p>
         </w:tc>
-        <w:tc>
-          <w:tcPr>
-            <w:tcW w:type="dxa" w:w="3293"/>
-            <w:tcBorders>
-              <w:top w:val="single" w:sz="4" w:color="C9CFDA"/>
-              <w:left w:val="single" w:sz="4" w:color="C9CFDA"/>
-              <w:bottom w:val="single" w:sz="4" w:color="C9CFDA"/>
-              <w:right w:val="single" w:sz="4" w:color="C9CFDA"/>
-            </w:tcBorders>
-            <w:shd w:val="clear" w:fill="EEF2FA"/>
-          </w:tcPr>
-          <w:p>
-            <w:pPr>
-              <w:spacing w:after="0" w:line="276" w:lineRule="auto"/>
-            </w:pPr>
-            <w:r>
-              <w:rPr>
-                <w:rFonts w:ascii="Microsoft YaHei" w:hAnsi="Microsoft YaHei" w:eastAsia="Microsoft YaHei" w:cs="Microsoft YaHei"/>
-                <w:b/>
-                <w:sz w:val="18"/>
-              </w:rPr>
-              <w:t>依据</w:t>
-            </w:r>
-          </w:p>
-        </w:tc>
       </w:tr>
       <w:tr>
         <w:tc>
           <w:tcPr>
-            <w:tcW w:type="dxa" w:w="3293"/>
+            <w:tcW w:type="dxa" w:w="4939"/>
             <w:tcBorders>
               <w:top w:val="single" w:sz="4" w:color="C9CFDA"/>
               <w:left w:val="single" w:sz="4" w:color="C9CFDA"/>
@@ -7119,7 +6459,7 @@
         </w:tc>
         <w:tc>
           <w:tcPr>
-            <w:tcW w:type="dxa" w:w="3293"/>
+            <w:tcW w:type="dxa" w:w="4939"/>
             <w:tcBorders>
               <w:top w:val="single" w:sz="4" w:color="C9CFDA"/>
               <w:left w:val="single" w:sz="4" w:color="C9CFDA"/>
@@ -7140,56 +6480,11 @@
             </w:r>
           </w:p>
         </w:tc>
-        <w:tc>
-          <w:tcPr>
-            <w:tcW w:type="dxa" w:w="3293"/>
-            <w:tcBorders>
-              <w:top w:val="single" w:sz="4" w:color="C9CFDA"/>
-              <w:left w:val="single" w:sz="4" w:color="C9CFDA"/>
-              <w:bottom w:val="single" w:sz="4" w:color="C9CFDA"/>
-              <w:right w:val="single" w:sz="4" w:color="C9CFDA"/>
-            </w:tcBorders>
-          </w:tcPr>
-          <w:p>
-            <w:pPr>
-              <w:spacing w:after="0" w:line="276" w:lineRule="auto"/>
-            </w:pPr>
-            <w:hyperlink r:id="rId49">
-              <w:r>
-                <w:rPr>
-                  <w:rFonts w:ascii="Microsoft YaHei" w:hAnsi="Microsoft YaHei" w:eastAsia="Microsoft YaHei" w:cs="Microsoft YaHei"/>
-                  <w:color w:val="315FD8"/>
-                  <w:u w:val="single"/>
-                  <w:sz w:val="18"/>
-                </w:rPr>
-                <w:t xml:space="preserve">mock_bank/README</w:t>
-              </w:r>
-            </w:hyperlink>
-            <w:r>
-              <w:rPr>
-                <w:rFonts w:ascii="Microsoft YaHei" w:hAnsi="Microsoft YaHei" w:eastAsia="Microsoft YaHei" w:cs="Microsoft YaHei"/>
-                <w:sz w:val="18"/>
-              </w:rPr>
-              <w:t>、</w:t>
-            </w:r>
-            <w:hyperlink r:id="rId13">
-              <w:r>
-                <w:rPr>
-                  <w:rFonts w:ascii="Microsoft YaHei" w:hAnsi="Microsoft YaHei" w:eastAsia="Microsoft YaHei" w:cs="Microsoft YaHei"/>
-                  <w:color w:val="315FD8"/>
-                  <w:u w:val="single"/>
-                  <w:sz w:val="18"/>
-                </w:rPr>
-                <w:t xml:space="preserve">PRD §12.2</w:t>
-              </w:r>
-            </w:hyperlink>
-          </w:p>
-        </w:tc>
       </w:tr>
       <w:tr>
         <w:tc>
           <w:tcPr>
-            <w:tcW w:type="dxa" w:w="3293"/>
+            <w:tcW w:type="dxa" w:w="4939"/>
             <w:tcBorders>
               <w:top w:val="single" w:sz="4" w:color="C9CFDA"/>
               <w:left w:val="single" w:sz="4" w:color="C9CFDA"/>
@@ -7212,7 +6507,7 @@
         </w:tc>
         <w:tc>
           <w:tcPr>
-            <w:tcW w:type="dxa" w:w="3293"/>
+            <w:tcW w:type="dxa" w:w="4939"/>
             <w:tcBorders>
               <w:top w:val="single" w:sz="4" w:color="C9CFDA"/>
               <w:left w:val="single" w:sz="4" w:color="C9CFDA"/>
@@ -7233,56 +6528,11 @@
             </w:r>
           </w:p>
         </w:tc>
-        <w:tc>
-          <w:tcPr>
-            <w:tcW w:type="dxa" w:w="3293"/>
-            <w:tcBorders>
-              <w:top w:val="single" w:sz="4" w:color="C9CFDA"/>
-              <w:left w:val="single" w:sz="4" w:color="C9CFDA"/>
-              <w:bottom w:val="single" w:sz="4" w:color="C9CFDA"/>
-              <w:right w:val="single" w:sz="4" w:color="C9CFDA"/>
-            </w:tcBorders>
-          </w:tcPr>
-          <w:p>
-            <w:pPr>
-              <w:spacing w:after="0" w:line="276" w:lineRule="auto"/>
-            </w:pPr>
-            <w:hyperlink r:id="rId73">
-              <w:r>
-                <w:rPr>
-                  <w:rFonts w:ascii="Microsoft YaHei" w:hAnsi="Microsoft YaHei" w:eastAsia="Microsoft YaHei" w:cs="Microsoft YaHei"/>
-                  <w:color w:val="315FD8"/>
-                  <w:u w:val="single"/>
-                  <w:sz w:val="18"/>
-                </w:rPr>
-                <w:t xml:space="preserve">harness.py</w:t>
-              </w:r>
-            </w:hyperlink>
-            <w:r>
-              <w:rPr>
-                <w:rFonts w:ascii="Microsoft YaHei" w:hAnsi="Microsoft YaHei" w:eastAsia="Microsoft YaHei" w:cs="Microsoft YaHei"/>
-                <w:sz w:val="18"/>
-              </w:rPr>
-              <w:t>、</w:t>
-            </w:r>
-            <w:hyperlink r:id="rId53">
-              <w:r>
-                <w:rPr>
-                  <w:rFonts w:ascii="Microsoft YaHei" w:hAnsi="Microsoft YaHei" w:eastAsia="Microsoft YaHei" w:cs="Microsoft YaHei"/>
-                  <w:color w:val="315FD8"/>
-                  <w:u w:val="single"/>
-                  <w:sz w:val="18"/>
-                </w:rPr>
-                <w:t xml:space="preserve">untrusted_data.py</w:t>
-              </w:r>
-            </w:hyperlink>
-          </w:p>
-        </w:tc>
       </w:tr>
       <w:tr>
         <w:tc>
           <w:tcPr>
-            <w:tcW w:type="dxa" w:w="3293"/>
+            <w:tcW w:type="dxa" w:w="4939"/>
             <w:tcBorders>
               <w:top w:val="single" w:sz="4" w:color="C9CFDA"/>
               <w:left w:val="single" w:sz="4" w:color="C9CFDA"/>
@@ -7305,7 +6555,7 @@
         </w:tc>
         <w:tc>
           <w:tcPr>
-            <w:tcW w:type="dxa" w:w="3293"/>
+            <w:tcW w:type="dxa" w:w="4939"/>
             <w:tcBorders>
               <w:top w:val="single" w:sz="4" w:color="C9CFDA"/>
               <w:left w:val="single" w:sz="4" w:color="C9CFDA"/>
@@ -7326,56 +6576,11 @@
             </w:r>
           </w:p>
         </w:tc>
-        <w:tc>
-          <w:tcPr>
-            <w:tcW w:type="dxa" w:w="3293"/>
-            <w:tcBorders>
-              <w:top w:val="single" w:sz="4" w:color="C9CFDA"/>
-              <w:left w:val="single" w:sz="4" w:color="C9CFDA"/>
-              <w:bottom w:val="single" w:sz="4" w:color="C9CFDA"/>
-              <w:right w:val="single" w:sz="4" w:color="C9CFDA"/>
-            </w:tcBorders>
-          </w:tcPr>
-          <w:p>
-            <w:pPr>
-              <w:spacing w:after="0" w:line="276" w:lineRule="auto"/>
-            </w:pPr>
-            <w:hyperlink r:id="rId74">
-              <w:r>
-                <w:rPr>
-                  <w:rFonts w:ascii="Microsoft YaHei" w:hAnsi="Microsoft YaHei" w:eastAsia="Microsoft YaHei" w:cs="Microsoft YaHei"/>
-                  <w:color w:val="315FD8"/>
-                  <w:u w:val="single"/>
-                  <w:sz w:val="18"/>
-                </w:rPr>
-                <w:t xml:space="preserve">service.py</w:t>
-              </w:r>
-            </w:hyperlink>
-            <w:r>
-              <w:rPr>
-                <w:rFonts w:ascii="Microsoft YaHei" w:hAnsi="Microsoft YaHei" w:eastAsia="Microsoft YaHei" w:cs="Microsoft YaHei"/>
-                <w:sz w:val="18"/>
-              </w:rPr>
-              <w:t>、</w:t>
-            </w:r>
-            <w:hyperlink r:id="rId75">
-              <w:r>
-                <w:rPr>
-                  <w:rFonts w:ascii="Microsoft YaHei" w:hAnsi="Microsoft YaHei" w:eastAsia="Microsoft YaHei" w:cs="Microsoft YaHei"/>
-                  <w:color w:val="315FD8"/>
-                  <w:u w:val="single"/>
-                  <w:sz w:val="18"/>
-                </w:rPr>
-                <w:t xml:space="preserve">app.py</w:t>
-              </w:r>
-            </w:hyperlink>
-          </w:p>
-        </w:tc>
       </w:tr>
       <w:tr>
         <w:tc>
           <w:tcPr>
-            <w:tcW w:type="dxa" w:w="3293"/>
+            <w:tcW w:type="dxa" w:w="4939"/>
             <w:tcBorders>
               <w:top w:val="single" w:sz="4" w:color="C9CFDA"/>
               <w:left w:val="single" w:sz="4" w:color="C9CFDA"/>
@@ -7398,7 +6603,7 @@
         </w:tc>
         <w:tc>
           <w:tcPr>
-            <w:tcW w:type="dxa" w:w="3293"/>
+            <w:tcW w:type="dxa" w:w="4939"/>
             <w:tcBorders>
               <w:top w:val="single" w:sz="4" w:color="C9CFDA"/>
               <w:left w:val="single" w:sz="4" w:color="C9CFDA"/>
@@ -7434,38 +6639,11 @@
             </w:r>
           </w:p>
         </w:tc>
-        <w:tc>
-          <w:tcPr>
-            <w:tcW w:type="dxa" w:w="3293"/>
-            <w:tcBorders>
-              <w:top w:val="single" w:sz="4" w:color="C9CFDA"/>
-              <w:left w:val="single" w:sz="4" w:color="C9CFDA"/>
-              <w:bottom w:val="single" w:sz="4" w:color="C9CFDA"/>
-              <w:right w:val="single" w:sz="4" w:color="C9CFDA"/>
-            </w:tcBorders>
-          </w:tcPr>
-          <w:p>
-            <w:pPr>
-              <w:spacing w:after="0" w:line="276" w:lineRule="auto"/>
-            </w:pPr>
-            <w:hyperlink r:id="rId76">
-              <w:r>
-                <w:rPr>
-                  <w:rFonts w:ascii="Microsoft YaHei" w:hAnsi="Microsoft YaHei" w:eastAsia="Microsoft YaHei" w:cs="Microsoft YaHei"/>
-                  <w:color w:val="315FD8"/>
-                  <w:u w:val="single"/>
-                  <w:sz w:val="18"/>
-                </w:rPr>
-                <w:t xml:space="preserve">journal.py</w:t>
-              </w:r>
-            </w:hyperlink>
-          </w:p>
-        </w:tc>
       </w:tr>
       <w:tr>
         <w:tc>
           <w:tcPr>
-            <w:tcW w:type="dxa" w:w="3293"/>
+            <w:tcW w:type="dxa" w:w="4939"/>
             <w:tcBorders>
               <w:top w:val="single" w:sz="4" w:color="C9CFDA"/>
               <w:left w:val="single" w:sz="4" w:color="C9CFDA"/>
@@ -7488,7 +6666,7 @@
         </w:tc>
         <w:tc>
           <w:tcPr>
-            <w:tcW w:type="dxa" w:w="3293"/>
+            <w:tcW w:type="dxa" w:w="4939"/>
             <w:tcBorders>
               <w:top w:val="single" w:sz="4" w:color="C9CFDA"/>
               <w:left w:val="single" w:sz="4" w:color="C9CFDA"/>
@@ -7509,38 +6687,11 @@
             </w:r>
           </w:p>
         </w:tc>
-        <w:tc>
-          <w:tcPr>
-            <w:tcW w:type="dxa" w:w="3293"/>
-            <w:tcBorders>
-              <w:top w:val="single" w:sz="4" w:color="C9CFDA"/>
-              <w:left w:val="single" w:sz="4" w:color="C9CFDA"/>
-              <w:bottom w:val="single" w:sz="4" w:color="C9CFDA"/>
-              <w:right w:val="single" w:sz="4" w:color="C9CFDA"/>
-            </w:tcBorders>
-          </w:tcPr>
-          <w:p>
-            <w:pPr>
-              <w:spacing w:after="0" w:line="276" w:lineRule="auto"/>
-            </w:pPr>
-            <w:hyperlink r:id="rId77">
-              <w:r>
-                <w:rPr>
-                  <w:rFonts w:ascii="Microsoft YaHei" w:hAnsi="Microsoft YaHei" w:eastAsia="Microsoft YaHei" w:cs="Microsoft YaHei"/>
-                  <w:color w:val="315FD8"/>
-                  <w:u w:val="single"/>
-                  <w:sz w:val="18"/>
-                </w:rPr>
-                <w:t xml:space="preserve">storage/README</w:t>
-              </w:r>
-            </w:hyperlink>
-          </w:p>
-        </w:tc>
       </w:tr>
       <w:tr>
         <w:tc>
           <w:tcPr>
-            <w:tcW w:type="dxa" w:w="3293"/>
+            <w:tcW w:type="dxa" w:w="4939"/>
             <w:tcBorders>
               <w:top w:val="single" w:sz="4" w:color="C9CFDA"/>
               <w:left w:val="single" w:sz="4" w:color="C9CFDA"/>
@@ -7563,7 +6714,7 @@
         </w:tc>
         <w:tc>
           <w:tcPr>
-            <w:tcW w:type="dxa" w:w="3293"/>
+            <w:tcW w:type="dxa" w:w="4939"/>
             <w:tcBorders>
               <w:top w:val="single" w:sz="4" w:color="C9CFDA"/>
               <w:left w:val="single" w:sz="4" w:color="C9CFDA"/>
@@ -7584,74 +6735,11 @@
             </w:r>
           </w:p>
         </w:tc>
-        <w:tc>
-          <w:tcPr>
-            <w:tcW w:type="dxa" w:w="3293"/>
-            <w:tcBorders>
-              <w:top w:val="single" w:sz="4" w:color="C9CFDA"/>
-              <w:left w:val="single" w:sz="4" w:color="C9CFDA"/>
-              <w:bottom w:val="single" w:sz="4" w:color="C9CFDA"/>
-              <w:right w:val="single" w:sz="4" w:color="C9CFDA"/>
-            </w:tcBorders>
-          </w:tcPr>
-          <w:p>
-            <w:pPr>
-              <w:spacing w:after="0" w:line="276" w:lineRule="auto"/>
-            </w:pPr>
-            <w:hyperlink r:id="rId78">
-              <w:r>
-                <w:rPr>
-                  <w:rFonts w:ascii="Microsoft YaHei" w:hAnsi="Microsoft YaHei" w:eastAsia="Microsoft YaHei" w:cs="Microsoft YaHei"/>
-                  <w:color w:val="315FD8"/>
-                  <w:u w:val="single"/>
-                  <w:sz w:val="18"/>
-                </w:rPr>
-                <w:t xml:space="preserve">AdminResetCard.tsx</w:t>
-              </w:r>
-            </w:hyperlink>
-            <w:r>
-              <w:rPr>
-                <w:rFonts w:ascii="Microsoft YaHei" w:hAnsi="Microsoft YaHei" w:eastAsia="Microsoft YaHei" w:cs="Microsoft YaHei"/>
-                <w:sz w:val="18"/>
-              </w:rPr>
-              <w:t>、</w:t>
-            </w:r>
-            <w:hyperlink r:id="rId79">
-              <w:r>
-                <w:rPr>
-                  <w:rFonts w:ascii="Microsoft YaHei" w:hAnsi="Microsoft YaHei" w:eastAsia="Microsoft YaHei" w:cs="Microsoft YaHei"/>
-                  <w:color w:val="315FD8"/>
-                  <w:u w:val="single"/>
-                  <w:sz w:val="18"/>
-                </w:rPr>
-                <w:t xml:space="preserve">memory/README</w:t>
-              </w:r>
-            </w:hyperlink>
-            <w:r>
-              <w:rPr>
-                <w:rFonts w:ascii="Microsoft YaHei" w:hAnsi="Microsoft YaHei" w:eastAsia="Microsoft YaHei" w:cs="Microsoft YaHei"/>
-                <w:sz w:val="18"/>
-              </w:rPr>
-              <w:t>、</w:t>
-            </w:r>
-            <w:hyperlink r:id="rId80">
-              <w:r>
-                <w:rPr>
-                  <w:rFonts w:ascii="Microsoft YaHei" w:hAnsi="Microsoft YaHei" w:eastAsia="Microsoft YaHei" w:cs="Microsoft YaHei"/>
-                  <w:color w:val="315FD8"/>
-                  <w:u w:val="single"/>
-                  <w:sz w:val="18"/>
-                </w:rPr>
-                <w:t xml:space="preserve">app.py</w:t>
-              </w:r>
-            </w:hyperlink>
-          </w:p>
-        </w:tc>
       </w:tr>
       <w:tr>
         <w:tc>
           <w:tcPr>
-            <w:tcW w:type="dxa" w:w="3293"/>
+            <w:tcW w:type="dxa" w:w="4939"/>
             <w:tcBorders>
               <w:top w:val="single" w:sz="4" w:color="C9CFDA"/>
               <w:left w:val="single" w:sz="4" w:color="C9CFDA"/>
@@ -7674,7 +6762,7 @@
         </w:tc>
         <w:tc>
           <w:tcPr>
-            <w:tcW w:type="dxa" w:w="3293"/>
+            <w:tcW w:type="dxa" w:w="4939"/>
             <w:tcBorders>
               <w:top w:val="single" w:sz="4" w:color="C9CFDA"/>
               <w:left w:val="single" w:sz="4" w:color="C9CFDA"/>
@@ -7695,38 +6783,11 @@
             </w:r>
           </w:p>
         </w:tc>
-        <w:tc>
-          <w:tcPr>
-            <w:tcW w:type="dxa" w:w="3293"/>
-            <w:tcBorders>
-              <w:top w:val="single" w:sz="4" w:color="C9CFDA"/>
-              <w:left w:val="single" w:sz="4" w:color="C9CFDA"/>
-              <w:bottom w:val="single" w:sz="4" w:color="C9CFDA"/>
-              <w:right w:val="single" w:sz="4" w:color="C9CFDA"/>
-            </w:tcBorders>
-          </w:tcPr>
-          <w:p>
-            <w:pPr>
-              <w:spacing w:after="0" w:line="276" w:lineRule="auto"/>
-            </w:pPr>
-            <w:hyperlink r:id="rId81">
-              <w:r>
-                <w:rPr>
-                  <w:rFonts w:ascii="Microsoft YaHei" w:hAnsi="Microsoft YaHei" w:eastAsia="Microsoft YaHei" w:cs="Microsoft YaHei"/>
-                  <w:color w:val="315FD8"/>
-                  <w:u w:val="single"/>
-                  <w:sz w:val="18"/>
-                </w:rPr>
-                <w:t xml:space="preserve">service.py</w:t>
-              </w:r>
-            </w:hyperlink>
-          </w:p>
-        </w:tc>
       </w:tr>
       <w:tr>
         <w:tc>
           <w:tcPr>
-            <w:tcW w:type="dxa" w:w="3293"/>
+            <w:tcW w:type="dxa" w:w="4939"/>
             <w:tcBorders>
               <w:top w:val="single" w:sz="4" w:color="C9CFDA"/>
               <w:left w:val="single" w:sz="4" w:color="C9CFDA"/>
@@ -7749,7 +6810,7 @@
         </w:tc>
         <w:tc>
           <w:tcPr>
-            <w:tcW w:type="dxa" w:w="3293"/>
+            <w:tcW w:type="dxa" w:w="4939"/>
             <w:tcBorders>
               <w:top w:val="single" w:sz="4" w:color="C9CFDA"/>
               <w:left w:val="single" w:sz="4" w:color="C9CFDA"/>
@@ -7768,51 +6829,6 @@
               </w:rPr>
               <w:t>银行用服务器密钥和挑战编号现算，库里不存明文；只在专用的“演示验证码”入口显示；不进聊天、模型、日志和检查点</w:t>
             </w:r>
-          </w:p>
-        </w:tc>
-        <w:tc>
-          <w:tcPr>
-            <w:tcW w:type="dxa" w:w="3293"/>
-            <w:tcBorders>
-              <w:top w:val="single" w:sz="4" w:color="C9CFDA"/>
-              <w:left w:val="single" w:sz="4" w:color="C9CFDA"/>
-              <w:bottom w:val="single" w:sz="4" w:color="C9CFDA"/>
-              <w:right w:val="single" w:sz="4" w:color="C9CFDA"/>
-            </w:tcBorders>
-          </w:tcPr>
-          <w:p>
-            <w:pPr>
-              <w:spacing w:after="0" w:line="276" w:lineRule="auto"/>
-            </w:pPr>
-            <w:hyperlink r:id="rId82">
-              <w:r>
-                <w:rPr>
-                  <w:rFonts w:ascii="Microsoft YaHei" w:hAnsi="Microsoft YaHei" w:eastAsia="Microsoft YaHei" w:cs="Microsoft YaHei"/>
-                  <w:color w:val="315FD8"/>
-                  <w:u w:val="single"/>
-                  <w:sz w:val="18"/>
-                </w:rPr>
-                <w:t xml:space="preserve">verification.py</w:t>
-              </w:r>
-            </w:hyperlink>
-            <w:r>
-              <w:rPr>
-                <w:rFonts w:ascii="Microsoft YaHei" w:hAnsi="Microsoft YaHei" w:eastAsia="Microsoft YaHei" w:cs="Microsoft YaHei"/>
-                <w:sz w:val="18"/>
-              </w:rPr>
-              <w:t>、</w:t>
-            </w:r>
-            <w:hyperlink r:id="rId49">
-              <w:r>
-                <w:rPr>
-                  <w:rFonts w:ascii="Microsoft YaHei" w:hAnsi="Microsoft YaHei" w:eastAsia="Microsoft YaHei" w:cs="Microsoft YaHei"/>
-                  <w:color w:val="315FD8"/>
-                  <w:u w:val="single"/>
-                  <w:sz w:val="18"/>
-                </w:rPr>
-                <w:t xml:space="preserve">mock_bank/README</w:t>
-              </w:r>
-            </w:hyperlink>
           </w:p>
         </w:tc>
       </w:tr>
@@ -7841,7 +6857,7 @@
                     <pic:cNvPicPr/>
                   </pic:nvPicPr>
                   <pic:blipFill>
-                    <a:blip r:embed="rId83"/>
+                    <a:blip r:embed="rId62"/>
                     <a:stretch>
                       <a:fillRect/>
                     </a:stretch>
@@ -7896,7 +6912,7 @@
                     <pic:cNvPicPr/>
                   </pic:nvPicPr>
                   <pic:blipFill>
-                    <a:blip r:embed="rId84"/>
+                    <a:blip r:embed="rId63"/>
                     <a:stretch>
                       <a:fillRect/>
                     </a:stretch>
